--- a/pr-preview/pr-348/mcmc-handout.docx
+++ b/pr-preview/pr-348/mcmc-handout.docx
@@ -15,7 +15,7 @@
         <w:pStyle w:val="Date"/>
       </w:pPr>
       <w:r>
-        <w:t xml:space="preserve">Last modified: 2026-10-18 22:03:59 (PDT)</w:t>
+        <w:t xml:space="preserve">Last modified: 2026-10-19 00:34:54 (PDT)</w:t>
       </w:r>
     </w:p>
     <w:p>

--- a/pr-preview/pr-348/mcmc-handout.docx
+++ b/pr-preview/pr-348/mcmc-handout.docx
@@ -15,7 +15,7 @@
         <w:pStyle w:val="Date"/>
       </w:pPr>
       <w:r>
-        <w:t xml:space="preserve">Last modified: 2026-10-19 00:34:54 (PDT)</w:t>
+        <w:t xml:space="preserve">Last modified: 2026-10-19 01:01:02 (PDT)</w:t>
       </w:r>
     </w:p>
     <w:p>
@@ -330,12 +330,6 @@
         </m:r>
       </m:oMath>
       <w:r>
-        <w:t xml:space="preserve"> </w:t>
-      </w:r>
-      <w:r>
-        <w:t xml:space="preserve">[2]</w:t>
-      </w:r>
-      <w:r>
         <w:t xml:space="preserve">.</w:t>
       </w:r>
     </w:p>
@@ -1085,7 +1079,24 @@
         <w:t xml:space="preserve"> </w:t>
       </w:r>
       <w:r>
-        <w:t xml:space="preserve">of the posterior expectation</w:t>
+        <w:t xml:space="preserve">of the</w:t>
+      </w:r>
+      <w:r>
+        <w:t xml:space="preserve"> </w:t>
+      </w:r>
+      <w:hyperlink w:anchor="def-posterior">
+        <w:r>
+          <w:rPr>
+            <w:rStyle w:val="Hyperlink"/>
+          </w:rPr>
+          <w:t xml:space="preserve">posterior</w:t>
+        </w:r>
+      </w:hyperlink>
+      <w:r>
+        <w:t xml:space="preserve"> </w:t>
+      </w:r>
+      <w:r>
+        <w:t xml:space="preserve">expectation</w:t>
       </w:r>
       <w:r>
         <w:t xml:space="preserve"> </w:t>
@@ -1098,12 +1109,6 @@
       </w:r>
       <w:r>
         <w:t xml:space="preserve">is</w:t>
-      </w:r>
-      <w:r>
-        <w:t xml:space="preserve"> </w:t>
-      </w:r>
-      <w:r>
-        <w:t xml:space="preserve">[3]</w:t>
       </w:r>
     </w:p>
     <w:p>
@@ -2171,12 +2176,6 @@
       </w:r>
       <w:r>
         <w:t xml:space="preserve">$\mathord{\smash[b]{\underset{\raise.3ex\hbox{$\scriptstyle\sim$}}{\theta}}\vphantom{\theta}}^{(t)}$</w:t>
-      </w:r>
-      <w:r>
-        <w:t xml:space="preserve"> </w:t>
-      </w:r>
-      <w:r>
-        <w:t xml:space="preserve">[4]</w:t>
       </w:r>
       <w:r>
         <w:t xml:space="preserve">:</w:t>
@@ -10463,12 +10462,6 @@
       </w:r>
       <w:r>
         <w:t xml:space="preserve">[1, Ch. 13], p. 291</w:t>
-      </w:r>
-      <w:r>
-        <w:t xml:space="preserve"> </w:t>
-      </w:r>
-      <w:r>
-        <w:t xml:space="preserve">[9]</w:t>
       </w:r>
       <w:r>
         <w:t xml:space="preserve">:</w:t>
@@ -14025,12 +14018,6 @@
         <w:t xml:space="preserve">[1, Ch. 13], p. 293</w:t>
       </w:r>
       <w:r>
-        <w:t xml:space="preserve"> </w:t>
-      </w:r>
-      <w:r>
-        <w:t xml:space="preserve">[10]</w:t>
-      </w:r>
-      <w:r>
         <w:t xml:space="preserve">.</w:t>
       </w:r>
     </w:p>
@@ -20310,12 +20297,6 @@
       </w:r>
       <w:r>
         <w:t xml:space="preserve">is</w:t>
-      </w:r>
-      <w:r>
-        <w:t xml:space="preserve"> </w:t>
-      </w:r>
-      <w:r>
-        <w:t xml:space="preserve">[11]</w:t>
       </w:r>
     </w:p>
     <w:p>

--- a/pr-preview/pr-348/mcmc-handout.docx
+++ b/pr-preview/pr-348/mcmc-handout.docx
@@ -15,7 +15,7 @@
         <w:pStyle w:val="Date"/>
       </w:pPr>
       <w:r>
-        <w:t xml:space="preserve">Last modified: 2026-10-19 01:01:02 (PDT)</w:t>
+        <w:t xml:space="preserve">Last modified: 2026-10-19 01:23:15 (PDT)</w:t>
       </w:r>
     </w:p>
     <w:p>
